--- a/assets/docs/lop5/Mi thuat - Lop 5.docx
+++ b/assets/docs/lop5/Mi thuat - Lop 5.docx
@@ -1142,6 +1142,7 @@
                 <w:i w:val="0"/>
                 <w:sz w:val="18"/>
               </w:rPr>
+              <w:t>QPAN: Cho HS thể hiện hình ảnh quê hương, di tích lịch sử địa phương; giáo dục ý thức bảo vệ chủ quyền biển, đảo; trách nhiệm công dân trong xây dựng và bảo vệ Tổ quốc.</w:t>
             </w:r>
           </w:p>
         </w:tc>
@@ -3138,6 +3139,7 @@
                 <w:i w:val="0"/>
                 <w:sz w:val="18"/>
               </w:rPr>
+              <w:t>QPAN: Cho HS thể hiện hình ảnh quê hương, di tích lịch sử địa phương; giáo dục ý thức bảo vệ chủ quyền biển, đảo; trách nhiệm công dân trong xây dựng và bảo vệ Tổ quốc.</w:t>
             </w:r>
           </w:p>
         </w:tc>
@@ -3602,6 +3604,7 @@
                 <w:i w:val="0"/>
                 <w:sz w:val="18"/>
               </w:rPr>
+              <w:t>QPAN: Cho HS thể hiện hình ảnh quê hương, di tích lịch sử địa phương; giáo dục ý thức bảo vệ chủ quyền biển, đảo; trách nhiệm công dân trong xây dựng và bảo vệ Tổ quốc.</w:t>
             </w:r>
           </w:p>
         </w:tc>
@@ -4649,6 +4652,19 @@
               <w:t>NLS-ST: quan sát tranh/ảnh số; lưu ảnh sản phẩm mĩ thuật để chia sẻ trong lớp.</w:t>
             </w:r>
           </w:p>
+          <w:p>
+            <w:pPr>
+              <w:spacing w:after="0"/>
+            </w:pPr>
+            <w:r>
+              <w:rPr>
+                <w:b w:val="0"/>
+                <w:i w:val="0"/>
+                <w:sz w:val="18"/>
+              </w:rPr>
+              <w:t>KNS: KN trình bày ý tưởng, nhận xét sản phẩm của bạn một cách tôn trọng.</w:t>
+            </w:r>
+          </w:p>
         </w:tc>
         <w:tc>
           <w:tcPr>

--- a/assets/docs/lop5/Mi thuat - Lop 5.docx
+++ b/assets/docs/lop5/Mi thuat - Lop 5.docx
@@ -910,6 +910,33 @@
                 <w:i w:val="0"/>
                 <w:sz w:val="18"/>
               </w:rPr>
+              <w:t>NLS-KT (Cơ bản 2): GV chiếu các mảnh cắt từ tranh và phóng to từng mảng để HS gọi tên yếu tố tạo hình nổi bật là chấm, nét</w:t>
+            </w:r>
+          </w:p>
+          <w:p>
+            <w:pPr>
+              <w:spacing w:after="0"/>
+            </w:pPr>
+            <w:r>
+              <w:rPr>
+                <w:b w:val="0"/>
+                <w:i w:val="0"/>
+                <w:sz w:val="18"/>
+              </w:rPr>
+              <w:t>NLS-ST (Cơ bản 2): Hoàn thành sản phẩm, HS chụp ảnh bài của mình, viết một câu nêu ý tưởng và yếu tố tạo hình đã dùng</w:t>
+            </w:r>
+          </w:p>
+          <w:p>
+            <w:pPr>
+              <w:spacing w:after="0"/>
+            </w:pPr>
+            <w:r>
+              <w:rPr>
+                <w:b w:val="0"/>
+                <w:i w:val="0"/>
+                <w:sz w:val="18"/>
+              </w:rPr>
+              <w:t>NLS-AT: Chỉ chụp sản phẩm, không chụp mặt bạn; ảnh lưu trong máy của lớp</w:t>
             </w:r>
           </w:p>
         </w:tc>

--- a/assets/docs/lop5/Mi thuat - Lop 5.docx
+++ b/assets/docs/lop5/Mi thuat - Lop 5.docx
@@ -624,7 +624,7 @@
                 <w:i w:val="0"/>
                 <w:sz w:val="18"/>
               </w:rPr>
-              <w:t>NLS-KT (Cơ bản 2): GV chiếu hình SGK và ảnh tác phẩm, để HS chỉ chấm, nét, hình, khối, màu; HS gõ từ khoá tìm trong kho ảnh GV chỉ định</w:t>
+              <w:t>NLS-KT (Cơ bản 2): GV chiếu hình minh hoạ trong SGK Mĩ thuật 5 và ảnh tác phẩm cho chủ đề “Yếu tố tạo hình trong thực hành</w:t>
             </w:r>
           </w:p>
           <w:p>
@@ -637,7 +637,7 @@
                 <w:i w:val="0"/>
                 <w:sz w:val="18"/>
               </w:rPr>
-              <w:t>NLS-KT (Cơ bản 2): HS lập phiếu tư liệu trên máy hoặc giấy gồm ba hình đã chọn, ghi yếu tố tạo hình, nguồn ảnh; GV chiếu vài phiếu</w:t>
+              <w:t>NLS-KT (Cơ bản 2): HS lập phiếu tư liệu trên máy hoặc trên giấy gồm ba hình đã chọn, mỗi hình ghi yếu tố tạo hình nổi bật nhất</w:t>
             </w:r>
           </w:p>
           <w:p>
@@ -650,7 +650,7 @@
                 <w:i w:val="0"/>
                 <w:sz w:val="18"/>
               </w:rPr>
-              <w:t>NLS-AT: Chỉ tìm trong trang GV chỉ định, không tải tệp không rõ nguồn.</w:t>
+              <w:t>NLS-AT: Chỉ tìm trong các trang GV đã chỉ định, không tự vào trang lạ</w:t>
             </w:r>
           </w:p>
         </w:tc>
@@ -767,33 +767,6 @@
                 <w:i w:val="0"/>
                 <w:sz w:val="18"/>
               </w:rPr>
-              <w:t>NLS-ST (Cơ bản 2): GV chiếu các bước làm sản phẩm, HS dùng ứng dụng vẽ trên máy tính phác nhanh hai, ba phương án bố cục</w:t>
-            </w:r>
-          </w:p>
-          <w:p>
-            <w:pPr>
-              <w:spacing w:after="0"/>
-            </w:pPr>
-            <w:r>
-              <w:rPr>
-                <w:b w:val="0"/>
-                <w:i w:val="0"/>
-                <w:sz w:val="18"/>
-              </w:rPr>
-              <w:t>NLS-GQVĐ (Cơ bản 2): HS chiếu các phương án bố cục lên màn hình, chọn một và nói vì sao bỏ phương án còn lại dựa vào hình, khối, màu</w:t>
-            </w:r>
-          </w:p>
-          <w:p>
-            <w:pPr>
-              <w:spacing w:after="0"/>
-            </w:pPr>
-            <w:r>
-              <w:rPr>
-                <w:b w:val="0"/>
-                <w:i w:val="0"/>
-                <w:sz w:val="18"/>
-              </w:rPr>
-              <w:t>NLS-AT: Lưu bản phác vào thư mục tên mình, không sửa bài bạn.</w:t>
             </w:r>
           </w:p>
         </w:tc>
@@ -910,33 +883,6 @@
                 <w:i w:val="0"/>
                 <w:sz w:val="18"/>
               </w:rPr>
-              <w:t>NLS-KT (Cơ bản 2): GV chiếu các mảnh cắt từ tranh và phóng to từng mảng để HS gọi tên yếu tố tạo hình nổi bật là chấm, nét</w:t>
-            </w:r>
-          </w:p>
-          <w:p>
-            <w:pPr>
-              <w:spacing w:after="0"/>
-            </w:pPr>
-            <w:r>
-              <w:rPr>
-                <w:b w:val="0"/>
-                <w:i w:val="0"/>
-                <w:sz w:val="18"/>
-              </w:rPr>
-              <w:t>NLS-ST (Cơ bản 2): Hoàn thành sản phẩm, HS chụp ảnh bài của mình, viết một câu nêu ý tưởng và yếu tố tạo hình đã dùng</w:t>
-            </w:r>
-          </w:p>
-          <w:p>
-            <w:pPr>
-              <w:spacing w:after="0"/>
-            </w:pPr>
-            <w:r>
-              <w:rPr>
-                <w:b w:val="0"/>
-                <w:i w:val="0"/>
-                <w:sz w:val="18"/>
-              </w:rPr>
-              <w:t>NLS-AT: Chỉ chụp sản phẩm, không chụp mặt bạn; ảnh lưu trong máy của lớp</w:t>
             </w:r>
           </w:p>
         </w:tc>
@@ -1163,6 +1109,45 @@
               <w:spacing w:after="0"/>
             </w:pPr>
             <w:r/>
+            <w:r>
+              <w:rPr>
+                <w:b w:val="0"/>
+                <w:i w:val="0"/>
+                <w:sz w:val="18"/>
+              </w:rPr>
+              <w:t>NLS-KT (Cơ bản 2): HS tìm hiểu về một anh hùng dân tộc qua tư liệu số ở trang của bảo tàng và thư viện tỉnh: tượng đài, tranh chân dung</w:t>
+            </w:r>
+          </w:p>
+          <w:p>
+            <w:pPr>
+              <w:spacing w:after="0"/>
+            </w:pPr>
+            <w:r>
+              <w:rPr>
+                <w:b w:val="0"/>
+                <w:i w:val="0"/>
+                <w:sz w:val="18"/>
+              </w:rPr>
+              <w:t>NLS-KT (Cơ bản 2): HS ghi vào phiếu tên nhân vật, chi tiết tạo hình đặc trưng và tên hai nguồn đã đối chiếu.</w:t>
+            </w:r>
+          </w:p>
+          <w:p>
+            <w:pPr>
+              <w:spacing w:after="0"/>
+            </w:pPr>
+            <w:r>
+              <w:rPr>
+                <w:b w:val="0"/>
+                <w:i w:val="0"/>
+                <w:sz w:val="18"/>
+              </w:rPr>
+              <w:t>NLS-AT: Thông tin lịch sử phải lấy từ bảo tàng</w:t>
+            </w:r>
+          </w:p>
+          <w:p>
+            <w:pPr>
+              <w:spacing w:after="0"/>
+            </w:pPr>
             <w:r>
               <w:rPr>
                 <w:b w:val="0"/>
@@ -1634,6 +1619,33 @@
                 <w:i w:val="0"/>
                 <w:sz w:val="18"/>
               </w:rPr>
+              <w:t>NLS-KT (Cơ bản 2): HS xem bộ tranh đề tài gia đình của các hoạ sĩ Việt Nam trên bảo tàng số</w:t>
+            </w:r>
+          </w:p>
+          <w:p>
+            <w:pPr>
+              <w:spacing w:after="0"/>
+            </w:pPr>
+            <w:r>
+              <w:rPr>
+                <w:b w:val="0"/>
+                <w:i w:val="0"/>
+                <w:sz w:val="18"/>
+              </w:rPr>
+              <w:t>NLS-KT (Cơ bản 2): HS ghi lại một cách sắp xếp nhân vật mình muốn học hỏi cùng tên bức tranh và tên hoạ sĩ.</w:t>
+            </w:r>
+          </w:p>
+          <w:p>
+            <w:pPr>
+              <w:spacing w:after="0"/>
+            </w:pPr>
+            <w:r>
+              <w:rPr>
+                <w:b w:val="0"/>
+                <w:i w:val="0"/>
+                <w:sz w:val="18"/>
+              </w:rPr>
+              <w:t>NLS-AT: Tranh của hoạ sĩ thuộc bản quyền của tác giả và nơi lưu giữ</w:t>
             </w:r>
           </w:p>
         </w:tc>
@@ -2098,6 +2110,33 @@
                 <w:i w:val="0"/>
                 <w:sz w:val="18"/>
               </w:rPr>
+              <w:t>NLS-KT (Cơ bản 2): HS xem lại kho ảnh và clip các hoạt động của trường trong năm như hội khoẻ, văn nghệ, lao động, câu lạc bộ</w:t>
+            </w:r>
+          </w:p>
+          <w:p>
+            <w:pPr>
+              <w:spacing w:after="0"/>
+            </w:pPr>
+            <w:r>
+              <w:rPr>
+                <w:b w:val="0"/>
+                <w:i w:val="0"/>
+                <w:sz w:val="18"/>
+              </w:rPr>
+              <w:t>NLS-GQVĐ (Cơ bản 2): HS chọn một hoạt động, liệt kê các nhân vật và đồ vật cần có rồi phác sơ đồ bố cục trước khi vẽ.</w:t>
+            </w:r>
+          </w:p>
+          <w:p>
+            <w:pPr>
+              <w:spacing w:after="0"/>
+            </w:pPr>
+            <w:r>
+              <w:rPr>
+                <w:b w:val="0"/>
+                <w:i w:val="0"/>
+                <w:sz w:val="18"/>
+              </w:rPr>
+              <w:t>NLS-AT: Kho ảnh của trường chỉ dùng trong nhà trường</w:t>
             </w:r>
           </w:p>
         </w:tc>
@@ -2678,6 +2717,33 @@
                 <w:i w:val="0"/>
                 <w:sz w:val="18"/>
               </w:rPr>
+              <w:t>NLS-KT (Cơ bản 2): HS tìm trên báo dành cho thiếu nhi và trang của cơ quan nhà nước những câu chuyện về việc làm tử tế của người bình thường</w:t>
+            </w:r>
+          </w:p>
+          <w:p>
+            <w:pPr>
+              <w:spacing w:after="0"/>
+            </w:pPr>
+            <w:r>
+              <w:rPr>
+                <w:b w:val="0"/>
+                <w:i w:val="0"/>
+                <w:sz w:val="18"/>
+              </w:rPr>
+              <w:t>NLS-KT (Cơ bản 2): HS ghi vào phiếu câu chuyện, nhân vật, nguồn tin và chi tiết nào có thể chuyển thành hình ảnh trong tranh.</w:t>
+            </w:r>
+          </w:p>
+          <w:p>
+            <w:pPr>
+              <w:spacing w:after="0"/>
+            </w:pPr>
+            <w:r>
+              <w:rPr>
+                <w:b w:val="0"/>
+                <w:i w:val="0"/>
+                <w:sz w:val="18"/>
+              </w:rPr>
+              <w:t>NLS-AT: Trên mạng có nhiều câu chuyện cảm động được dựng lên hoặc do máy viết ra để câu</w:t>
             </w:r>
           </w:p>
         </w:tc>
@@ -3166,6 +3232,45 @@
                 <w:i w:val="0"/>
                 <w:sz w:val="18"/>
               </w:rPr>
+              <w:t>NLS-KT (Cơ bản 2): HS dùng bản đồ số và ảnh toàn cảnh xem lại một vùng của quê mình từ nhiều góc, nhận ra lớp cảnh gần</w:t>
+            </w:r>
+          </w:p>
+          <w:p>
+            <w:pPr>
+              <w:spacing w:after="0"/>
+            </w:pPr>
+            <w:r>
+              <w:rPr>
+                <w:b w:val="0"/>
+                <w:i w:val="0"/>
+                <w:sz w:val="18"/>
+              </w:rPr>
+              <w:t>NLS-KT (Cơ bản 2): HS ghi vào phiếu tư liệu ba lớp cảnh mình sẽ đưa vào tranh và nguồn của ảnh tham khảo.</w:t>
+            </w:r>
+          </w:p>
+          <w:p>
+            <w:pPr>
+              <w:spacing w:after="0"/>
+            </w:pPr>
+            <w:r>
+              <w:rPr>
+                <w:b w:val="0"/>
+                <w:i w:val="0"/>
+                <w:sz w:val="18"/>
+              </w:rPr>
+              <w:t>NLS-AT: Chỉ tra cứu trong ứng dụng bản đồ GV chỉ định</w:t>
+            </w:r>
+          </w:p>
+          <w:p>
+            <w:pPr>
+              <w:spacing w:after="0"/>
+            </w:pPr>
+            <w:r>
+              <w:rPr>
+                <w:b w:val="0"/>
+                <w:i w:val="0"/>
+                <w:sz w:val="18"/>
+              </w:rPr>
               <w:t>QPAN: Cho HS thể hiện hình ảnh quê hương, di tích lịch sử địa phương; giáo dục ý thức bảo vệ chủ quyền biển, đảo; trách nhiệm công dân trong xây dựng và bảo vệ Tổ quốc.</w:t>
             </w:r>
           </w:p>
@@ -3625,6 +3730,45 @@
               <w:spacing w:after="0"/>
             </w:pPr>
             <w:r/>
+            <w:r>
+              <w:rPr>
+                <w:b w:val="0"/>
+                <w:i w:val="0"/>
+                <w:sz w:val="18"/>
+              </w:rPr>
+              <w:t>NLS-KT (Cơ bản 2): HS tìm tư liệu về trang phục, lễ hội, kiến trúc của một vùng miền trên trang của bảo tàng và cổng thông tin địa phương</w:t>
+            </w:r>
+          </w:p>
+          <w:p>
+            <w:pPr>
+              <w:spacing w:after="0"/>
+            </w:pPr>
+            <w:r>
+              <w:rPr>
+                <w:b w:val="0"/>
+                <w:i w:val="0"/>
+                <w:sz w:val="18"/>
+              </w:rPr>
+              <w:t>NLS-KT (Cơ bản 2): HS lập phiếu tư liệu ghi tên vùng miền, dân tộc, chi tiết đặc trưng và nguồn của từng thông tin.</w:t>
+            </w:r>
+          </w:p>
+          <w:p>
+            <w:pPr>
+              <w:spacing w:after="0"/>
+            </w:pPr>
+            <w:r>
+              <w:rPr>
+                <w:b w:val="0"/>
+                <w:i w:val="0"/>
+                <w:sz w:val="18"/>
+              </w:rPr>
+              <w:t>NLS-AT: Trang phục và hoa văn của mỗi dân tộc gắn với văn hoá của cộng đồng ấy nên</w:t>
+            </w:r>
+          </w:p>
+          <w:p>
+            <w:pPr>
+              <w:spacing w:after="0"/>
+            </w:pPr>
             <w:r>
               <w:rPr>
                 <w:b w:val="0"/>
@@ -4096,6 +4240,33 @@
                 <w:i w:val="0"/>
                 <w:sz w:val="18"/>
               </w:rPr>
+              <w:t>NLS-KT (Cơ bản 2): HS xem các tác phẩm mĩ thuật Việt Nam và thế giới về đề tài hoà bình như chim bồ câu, vòng tay, cánh đồng, trẻ em</w:t>
+            </w:r>
+          </w:p>
+          <w:p>
+            <w:pPr>
+              <w:spacing w:after="0"/>
+            </w:pPr>
+            <w:r>
+              <w:rPr>
+                <w:b w:val="0"/>
+                <w:i w:val="0"/>
+                <w:sz w:val="18"/>
+              </w:rPr>
+              <w:t>NLS-KT (Cơ bản 2): HS chọn một biểu tượng, ghi lại ý nghĩa của nó và tên tác phẩm đã dùng biểu tượng ấy.</w:t>
+            </w:r>
+          </w:p>
+          <w:p>
+            <w:pPr>
+              <w:spacing w:after="0"/>
+            </w:pPr>
+            <w:r>
+              <w:rPr>
+                <w:b w:val="0"/>
+                <w:i w:val="0"/>
+                <w:sz w:val="18"/>
+              </w:rPr>
+              <w:t>NLS-AT: Biểu tượng hoà bình được nhiều tác giả sử dụng nên HS học cách dùng biểu tượng chứ</w:t>
             </w:r>
           </w:p>
         </w:tc>
@@ -4670,19 +4841,6 @@
               <w:spacing w:after="0"/>
             </w:pPr>
             <w:r/>
-            <w:r>
-              <w:rPr>
-                <w:b w:val="0"/>
-                <w:i w:val="0"/>
-                <w:sz w:val="18"/>
-              </w:rPr>
-              <w:t>NLS-ST: quan sát tranh/ảnh số; lưu ảnh sản phẩm mĩ thuật để chia sẻ trong lớp.</w:t>
-            </w:r>
-          </w:p>
-          <w:p>
-            <w:pPr>
-              <w:spacing w:after="0"/>
-            </w:pPr>
             <w:r>
               <w:rPr>
                 <w:b w:val="0"/>

--- a/assets/docs/lop5/Mi thuat - Lop 5.docx
+++ b/assets/docs/lop5/Mi thuat - Lop 5.docx
@@ -624,33 +624,7 @@
                 <w:i w:val="0"/>
                 <w:sz w:val="18"/>
               </w:rPr>
-              <w:t>NLS-KT (Cơ bản 2): GV chiếu hình minh hoạ trong SGK Mĩ thuật 5 và ảnh tác phẩm cho chủ đề “Yếu tố tạo hình trong thực hành</w:t>
-            </w:r>
-          </w:p>
-          <w:p>
-            <w:pPr>
-              <w:spacing w:after="0"/>
-            </w:pPr>
-            <w:r>
-              <w:rPr>
-                <w:b w:val="0"/>
-                <w:i w:val="0"/>
-                <w:sz w:val="18"/>
-              </w:rPr>
-              <w:t>NLS-KT (Cơ bản 2): HS lập phiếu tư liệu trên máy hoặc trên giấy gồm ba hình đã chọn, mỗi hình ghi yếu tố tạo hình nổi bật nhất</w:t>
-            </w:r>
-          </w:p>
-          <w:p>
-            <w:pPr>
-              <w:spacing w:after="0"/>
-            </w:pPr>
-            <w:r>
-              <w:rPr>
-                <w:b w:val="0"/>
-                <w:i w:val="0"/>
-                <w:sz w:val="18"/>
-              </w:rPr>
-              <w:t>NLS-AT: Chỉ tìm trong các trang GV đã chỉ định, không tự vào trang lạ</w:t>
+              <w:t>NLS-KT (Cơ bản 2): Chiếu hình minh hoạ trong SGK Mĩ thuật 5 và ảnh tác phẩm cho chủ đề “Yếu tố tạo hình trong thực hành, sáng tạo theo chủ đề”.</w:t>
             </w:r>
           </w:p>
         </w:tc>
@@ -1115,33 +1089,7 @@
                 <w:i w:val="0"/>
                 <w:sz w:val="18"/>
               </w:rPr>
-              <w:t>NLS-KT (Cơ bản 2): HS tìm hiểu về một anh hùng dân tộc qua tư liệu số ở trang của bảo tàng và thư viện tỉnh: tượng đài, tranh chân dung</w:t>
-            </w:r>
-          </w:p>
-          <w:p>
-            <w:pPr>
-              <w:spacing w:after="0"/>
-            </w:pPr>
-            <w:r>
-              <w:rPr>
-                <w:b w:val="0"/>
-                <w:i w:val="0"/>
-                <w:sz w:val="18"/>
-              </w:rPr>
-              <w:t>NLS-KT (Cơ bản 2): HS ghi vào phiếu tên nhân vật, chi tiết tạo hình đặc trưng và tên hai nguồn đã đối chiếu.</w:t>
-            </w:r>
-          </w:p>
-          <w:p>
-            <w:pPr>
-              <w:spacing w:after="0"/>
-            </w:pPr>
-            <w:r>
-              <w:rPr>
-                <w:b w:val="0"/>
-                <w:i w:val="0"/>
-                <w:sz w:val="18"/>
-              </w:rPr>
-              <w:t>NLS-AT: Thông tin lịch sử phải lấy từ bảo tàng</w:t>
+              <w:t>NLS-KT (Cơ bản 2): HS tìm hiểu về một anh hùng dân tộc qua tư liệu số ở trang của bảo tàng.</w:t>
             </w:r>
           </w:p>
           <w:p>
@@ -1619,33 +1567,7 @@
                 <w:i w:val="0"/>
                 <w:sz w:val="18"/>
               </w:rPr>
-              <w:t>NLS-KT (Cơ bản 2): HS xem bộ tranh đề tài gia đình của các hoạ sĩ Việt Nam trên bảo tàng số</w:t>
-            </w:r>
-          </w:p>
-          <w:p>
-            <w:pPr>
-              <w:spacing w:after="0"/>
-            </w:pPr>
-            <w:r>
-              <w:rPr>
-                <w:b w:val="0"/>
-                <w:i w:val="0"/>
-                <w:sz w:val="18"/>
-              </w:rPr>
-              <w:t>NLS-KT (Cơ bản 2): HS ghi lại một cách sắp xếp nhân vật mình muốn học hỏi cùng tên bức tranh và tên hoạ sĩ.</w:t>
-            </w:r>
-          </w:p>
-          <w:p>
-            <w:pPr>
-              <w:spacing w:after="0"/>
-            </w:pPr>
-            <w:r>
-              <w:rPr>
-                <w:b w:val="0"/>
-                <w:i w:val="0"/>
-                <w:sz w:val="18"/>
-              </w:rPr>
-              <w:t>NLS-AT: Tranh của hoạ sĩ thuộc bản quyền của tác giả và nơi lưu giữ</w:t>
+              <w:t>NLS-KT (Cơ bản 2): HS xem bộ tranh đề tài gia đình của các hoạ sĩ Việt Nam trên bảo tàng số, phóng to.</w:t>
             </w:r>
           </w:p>
         </w:tc>
@@ -2110,33 +2032,7 @@
                 <w:i w:val="0"/>
                 <w:sz w:val="18"/>
               </w:rPr>
-              <w:t>NLS-KT (Cơ bản 2): HS xem lại kho ảnh và clip các hoạt động của trường trong năm như hội khoẻ, văn nghệ, lao động, câu lạc bộ</w:t>
-            </w:r>
-          </w:p>
-          <w:p>
-            <w:pPr>
-              <w:spacing w:after="0"/>
-            </w:pPr>
-            <w:r>
-              <w:rPr>
-                <w:b w:val="0"/>
-                <w:i w:val="0"/>
-                <w:sz w:val="18"/>
-              </w:rPr>
-              <w:t>NLS-GQVĐ (Cơ bản 2): HS chọn một hoạt động, liệt kê các nhân vật và đồ vật cần có rồi phác sơ đồ bố cục trước khi vẽ.</w:t>
-            </w:r>
-          </w:p>
-          <w:p>
-            <w:pPr>
-              <w:spacing w:after="0"/>
-            </w:pPr>
-            <w:r>
-              <w:rPr>
-                <w:b w:val="0"/>
-                <w:i w:val="0"/>
-                <w:sz w:val="18"/>
-              </w:rPr>
-              <w:t>NLS-AT: Kho ảnh của trường chỉ dùng trong nhà trường</w:t>
+              <w:t>NLS-GQVĐ (Cơ bản 2): HS chọn một hoạt động, liệt kê các nhân vật.</w:t>
             </w:r>
           </w:p>
         </w:tc>
@@ -2717,33 +2613,7 @@
                 <w:i w:val="0"/>
                 <w:sz w:val="18"/>
               </w:rPr>
-              <w:t>NLS-KT (Cơ bản 2): HS tìm trên báo dành cho thiếu nhi và trang của cơ quan nhà nước những câu chuyện về việc làm tử tế của người bình thường</w:t>
-            </w:r>
-          </w:p>
-          <w:p>
-            <w:pPr>
-              <w:spacing w:after="0"/>
-            </w:pPr>
-            <w:r>
-              <w:rPr>
-                <w:b w:val="0"/>
-                <w:i w:val="0"/>
-                <w:sz w:val="18"/>
-              </w:rPr>
-              <w:t>NLS-KT (Cơ bản 2): HS ghi vào phiếu câu chuyện, nhân vật, nguồn tin và chi tiết nào có thể chuyển thành hình ảnh trong tranh.</w:t>
-            </w:r>
-          </w:p>
-          <w:p>
-            <w:pPr>
-              <w:spacing w:after="0"/>
-            </w:pPr>
-            <w:r>
-              <w:rPr>
-                <w:b w:val="0"/>
-                <w:i w:val="0"/>
-                <w:sz w:val="18"/>
-              </w:rPr>
-              <w:t>NLS-AT: Trên mạng có nhiều câu chuyện cảm động được dựng lên hoặc do máy viết ra để câu</w:t>
+              <w:t>NLS-KT (Cơ bản 2): HS tìm trên báo dành cho thiếu nhi và trang của cơ quan nhà nước những câu chuyện về việc làm tử.</w:t>
             </w:r>
           </w:p>
         </w:tc>
@@ -3232,33 +3102,7 @@
                 <w:i w:val="0"/>
                 <w:sz w:val="18"/>
               </w:rPr>
-              <w:t>NLS-KT (Cơ bản 2): HS dùng bản đồ số và ảnh toàn cảnh xem lại một vùng của quê mình từ nhiều góc, nhận ra lớp cảnh gần</w:t>
-            </w:r>
-          </w:p>
-          <w:p>
-            <w:pPr>
-              <w:spacing w:after="0"/>
-            </w:pPr>
-            <w:r>
-              <w:rPr>
-                <w:b w:val="0"/>
-                <w:i w:val="0"/>
-                <w:sz w:val="18"/>
-              </w:rPr>
-              <w:t>NLS-KT (Cơ bản 2): HS ghi vào phiếu tư liệu ba lớp cảnh mình sẽ đưa vào tranh và nguồn của ảnh tham khảo.</w:t>
-            </w:r>
-          </w:p>
-          <w:p>
-            <w:pPr>
-              <w:spacing w:after="0"/>
-            </w:pPr>
-            <w:r>
-              <w:rPr>
-                <w:b w:val="0"/>
-                <w:i w:val="0"/>
-                <w:sz w:val="18"/>
-              </w:rPr>
-              <w:t>NLS-AT: Chỉ tra cứu trong ứng dụng bản đồ GV chỉ định</w:t>
+              <w:t>NLS-KT (Cơ bản 2): HS dùng bản đồ số và ảnh toàn cảnh xem lại một vùng của quê mình từ nhiều góc, nhận ra lớp.</w:t>
             </w:r>
           </w:p>
           <w:p>
@@ -3736,33 +3580,7 @@
                 <w:i w:val="0"/>
                 <w:sz w:val="18"/>
               </w:rPr>
-              <w:t>NLS-KT (Cơ bản 2): HS tìm tư liệu về trang phục, lễ hội, kiến trúc của một vùng miền trên trang của bảo tàng và cổng thông tin địa phương</w:t>
-            </w:r>
-          </w:p>
-          <w:p>
-            <w:pPr>
-              <w:spacing w:after="0"/>
-            </w:pPr>
-            <w:r>
-              <w:rPr>
-                <w:b w:val="0"/>
-                <w:i w:val="0"/>
-                <w:sz w:val="18"/>
-              </w:rPr>
-              <w:t>NLS-KT (Cơ bản 2): HS lập phiếu tư liệu ghi tên vùng miền, dân tộc, chi tiết đặc trưng và nguồn của từng thông tin.</w:t>
-            </w:r>
-          </w:p>
-          <w:p>
-            <w:pPr>
-              <w:spacing w:after="0"/>
-            </w:pPr>
-            <w:r>
-              <w:rPr>
-                <w:b w:val="0"/>
-                <w:i w:val="0"/>
-                <w:sz w:val="18"/>
-              </w:rPr>
-              <w:t>NLS-AT: Trang phục và hoa văn của mỗi dân tộc gắn với văn hoá của cộng đồng ấy nên</w:t>
+              <w:t>NLS-KT (Cơ bản 2): HS tìm tư liệu về trang phục, lễ hội, kiến trúc của một vùng miền trên trang của bảo tàng.</w:t>
             </w:r>
           </w:p>
           <w:p>
@@ -4240,33 +4058,7 @@
                 <w:i w:val="0"/>
                 <w:sz w:val="18"/>
               </w:rPr>
-              <w:t>NLS-KT (Cơ bản 2): HS xem các tác phẩm mĩ thuật Việt Nam và thế giới về đề tài hoà bình như chim bồ câu, vòng tay, cánh đồng, trẻ em</w:t>
-            </w:r>
-          </w:p>
-          <w:p>
-            <w:pPr>
-              <w:spacing w:after="0"/>
-            </w:pPr>
-            <w:r>
-              <w:rPr>
-                <w:b w:val="0"/>
-                <w:i w:val="0"/>
-                <w:sz w:val="18"/>
-              </w:rPr>
-              <w:t>NLS-KT (Cơ bản 2): HS chọn một biểu tượng, ghi lại ý nghĩa của nó và tên tác phẩm đã dùng biểu tượng ấy.</w:t>
-            </w:r>
-          </w:p>
-          <w:p>
-            <w:pPr>
-              <w:spacing w:after="0"/>
-            </w:pPr>
-            <w:r>
-              <w:rPr>
-                <w:b w:val="0"/>
-                <w:i w:val="0"/>
-                <w:sz w:val="18"/>
-              </w:rPr>
-              <w:t>NLS-AT: Biểu tượng hoà bình được nhiều tác giả sử dụng nên HS học cách dùng biểu tượng chứ</w:t>
+              <w:t>NLS-KT (Cơ bản 2): HS xem các tác phẩm mĩ thuật Việt Nam và thế giới về đề tài hoà bình như chim bồ câu, vòng.</w:t>
             </w:r>
           </w:p>
         </w:tc>

--- a/assets/docs/lop5/Mi thuat - Lop 5.docx
+++ b/assets/docs/lop5/Mi thuat - Lop 5.docx
@@ -566,7 +566,7 @@
                 <w:i w:val="0"/>
                 <w:sz w:val="20"/>
               </w:rPr>
-              <w:t>Chủ đề 1:</w:t>
+              <w:t>Chủ đề 1: Yếu tố tạo hình trong thực hành, sáng tạo theo chủ đề</w:t>
             </w:r>
           </w:p>
         </w:tc>
@@ -585,7 +585,7 @@
                 <w:i w:val="0"/>
                 <w:sz w:val="20"/>
               </w:rPr>
-              <w:t>Yếu tố tạo hình trong thực hành, sáng tạo theo chủ đề (Tiết 1)</w:t>
+              <w:t>Chủ đề 1: Yếu tố tạo hình trong thực hành, sáng tạo theo chủ đề (Tiết 1)</w:t>
             </w:r>
           </w:p>
         </w:tc>
@@ -624,7 +624,6 @@
                 <w:i w:val="0"/>
                 <w:sz w:val="18"/>
               </w:rPr>
-              <w:t>NLS-KT (Cơ bản 2): Chiếu hình minh hoạ trong SGK Mĩ thuật 5 và ảnh tác phẩm cho chủ đề “Yếu tố tạo hình trong thực hành, sáng tạo theo chủ đề”.</w:t>
             </w:r>
           </w:p>
         </w:tc>
@@ -683,7 +682,7 @@
                 <w:i w:val="0"/>
                 <w:sz w:val="20"/>
               </w:rPr>
-              <w:t>Chủ đề 1:</w:t>
+              <w:t>Chủ đề 1: Yếu tố tạo hình trong thực hành, sáng tạo theo chủ đề</w:t>
             </w:r>
           </w:p>
         </w:tc>
@@ -702,7 +701,7 @@
                 <w:i w:val="0"/>
                 <w:sz w:val="20"/>
               </w:rPr>
-              <w:t>Yếu tố tạo hình trong thực hành, sáng tạo theo chủ đề (Tiết 2)</w:t>
+              <w:t>Chủ đề 1: Yếu tố tạo hình trong thực hành, sáng tạo theo chủ đề (Tiết 2)</w:t>
             </w:r>
           </w:p>
         </w:tc>
@@ -799,7 +798,7 @@
                 <w:i w:val="0"/>
                 <w:sz w:val="20"/>
               </w:rPr>
-              <w:t>Chủ đề 1:</w:t>
+              <w:t>Chủ đề 1: Yếu tố tạo hình trong thực hành, sáng tạo theo chủ đề</w:t>
             </w:r>
           </w:p>
         </w:tc>
@@ -818,7 +817,7 @@
                 <w:i w:val="0"/>
                 <w:sz w:val="20"/>
               </w:rPr>
-              <w:t>Yếu tố tạo hình trong thực hành, sáng tạo theo chủ đề (Tiết 3)</w:t>
+              <w:t>Chủ đề 1: Yếu tố tạo hình trong thực hành, sáng tạo theo chủ đề (Tiết 3)</w:t>
             </w:r>
           </w:p>
         </w:tc>
@@ -915,7 +914,7 @@
                 <w:i w:val="0"/>
                 <w:sz w:val="20"/>
               </w:rPr>
-              <w:t>Chủ đề 1:</w:t>
+              <w:t>Chủ đề 1: Yếu tố tạo hình trong thực hành, sáng tạo theo chủ đề</w:t>
             </w:r>
           </w:p>
         </w:tc>
@@ -934,7 +933,7 @@
                 <w:i w:val="0"/>
                 <w:sz w:val="20"/>
               </w:rPr>
-              <w:t>Yếu tố tạo hình trong thực hành, sáng tạo theo chủ đề (Tiết 4)</w:t>
+              <w:t>Chủ đề 1: Yếu tố tạo hình trong thực hành, sáng tạo theo chủ đề (Tiết 4)</w:t>
             </w:r>
           </w:p>
         </w:tc>
@@ -1031,7 +1030,7 @@
                 <w:i w:val="0"/>
                 <w:sz w:val="20"/>
               </w:rPr>
-              <w:t>Chủ đề 2:</w:t>
+              <w:t>Chủ đề 2: Hình tượng anh hùng dân tộc trong mĩ thuật tạo hình Việt Nam</w:t>
             </w:r>
           </w:p>
         </w:tc>
@@ -1050,7 +1049,7 @@
                 <w:i w:val="0"/>
                 <w:sz w:val="20"/>
               </w:rPr>
-              <w:t>Hình tượng anh hùng dân tộc trong mĩ thuật tạo hình Việt Nam (Tiết 1).</w:t>
+              <w:t>Chủ đề 2: Hình tượng anh hùng dân tộc trong mĩ thuật tạo hình Việt Nam (Tiết 1)</w:t>
             </w:r>
           </w:p>
         </w:tc>
@@ -1083,19 +1082,6 @@
               <w:spacing w:after="0"/>
             </w:pPr>
             <w:r/>
-            <w:r>
-              <w:rPr>
-                <w:b w:val="0"/>
-                <w:i w:val="0"/>
-                <w:sz w:val="18"/>
-              </w:rPr>
-              <w:t>NLS-KT (Cơ bản 2): HS tìm hiểu về một anh hùng dân tộc qua tư liệu số ở trang của bảo tàng.</w:t>
-            </w:r>
-          </w:p>
-          <w:p>
-            <w:pPr>
-              <w:spacing w:after="0"/>
-            </w:pPr>
             <w:r>
               <w:rPr>
                 <w:b w:val="0"/>
@@ -1161,7 +1147,7 @@
                 <w:i w:val="0"/>
                 <w:sz w:val="20"/>
               </w:rPr>
-              <w:t>Chủ đề 2:</w:t>
+              <w:t>Chủ đề 2: Hình tượng anh hùng dân tộc trong mĩ thuật tạo hình Việt Nam</w:t>
             </w:r>
           </w:p>
         </w:tc>
@@ -1180,7 +1166,7 @@
                 <w:i w:val="0"/>
                 <w:sz w:val="20"/>
               </w:rPr>
-              <w:t>Hình tượng anh hùng dân tộc trong mĩ thuật tạo hình Việt Nam (Tiết 2).</w:t>
+              <w:t>Chủ đề 2: Hình tượng anh hùng dân tộc trong mĩ thuật tạo hình Việt Nam (Tiết 2)</w:t>
             </w:r>
           </w:p>
         </w:tc>
@@ -1277,7 +1263,7 @@
                 <w:i w:val="0"/>
                 <w:sz w:val="20"/>
               </w:rPr>
-              <w:t>Chủ đề 2:</w:t>
+              <w:t>Chủ đề 2: Hình tượng anh hùng dân tộc trong mĩ thuật tạo hình Việt Nam</w:t>
             </w:r>
           </w:p>
         </w:tc>
@@ -1296,7 +1282,7 @@
                 <w:i w:val="0"/>
                 <w:sz w:val="20"/>
               </w:rPr>
-              <w:t>Hình tượng anh hùng dân tộc trong mĩ thuật tạo hình Việt Nam (Tiết 3).</w:t>
+              <w:t>Chủ đề 2: Hình tượng anh hùng dân tộc trong mĩ thuật tạo hình Việt Nam (Tiết 3)</w:t>
             </w:r>
           </w:p>
         </w:tc>
@@ -1393,7 +1379,7 @@
                 <w:i w:val="0"/>
                 <w:sz w:val="20"/>
               </w:rPr>
-              <w:t>Chủ đề 2:</w:t>
+              <w:t>Chủ đề 2: Hình tượng anh hùng dân tộc trong mĩ thuật tạo hình Việt Nam</w:t>
             </w:r>
           </w:p>
         </w:tc>
@@ -1412,7 +1398,7 @@
                 <w:i w:val="0"/>
                 <w:sz w:val="20"/>
               </w:rPr>
-              <w:t>Hình tượng anh hùng dân tộc trong mĩ thuật tạo hình Việt Nam (Tiết 4).</w:t>
+              <w:t>Chủ đề 2: Hình tượng anh hùng dân tộc trong mĩ thuật tạo hình Việt Nam (Tiết 4)</w:t>
             </w:r>
           </w:p>
         </w:tc>
@@ -1509,7 +1495,7 @@
                 <w:i w:val="0"/>
                 <w:sz w:val="20"/>
               </w:rPr>
-              <w:t>Chủ đề 3:</w:t>
+              <w:t>Chủ đề 3: Gia đình</w:t>
             </w:r>
           </w:p>
         </w:tc>
@@ -1528,7 +1514,7 @@
                 <w:i w:val="0"/>
                 <w:sz w:val="20"/>
               </w:rPr>
-              <w:t>Gia đình (Tiết 1)</w:t>
+              <w:t>Chủ đề 3: Gia đình (Tiết 1)</w:t>
             </w:r>
           </w:p>
         </w:tc>
@@ -1567,7 +1553,6 @@
                 <w:i w:val="0"/>
                 <w:sz w:val="18"/>
               </w:rPr>
-              <w:t>NLS-KT (Cơ bản 2): HS xem bộ tranh đề tài gia đình của các hoạ sĩ Việt Nam trên bảo tàng số, phóng to.</w:t>
             </w:r>
           </w:p>
         </w:tc>
@@ -1626,7 +1611,7 @@
                 <w:i w:val="0"/>
                 <w:sz w:val="20"/>
               </w:rPr>
-              <w:t>Chủ đề 3:</w:t>
+              <w:t>Chủ đề 3: Gia đình</w:t>
             </w:r>
           </w:p>
         </w:tc>
@@ -1645,7 +1630,7 @@
                 <w:i w:val="0"/>
                 <w:sz w:val="20"/>
               </w:rPr>
-              <w:t>Gia đình (Tiết 2)</w:t>
+              <w:t>Chủ đề 3: Gia đình (Tiết 2)</w:t>
             </w:r>
           </w:p>
         </w:tc>
@@ -1742,7 +1727,7 @@
                 <w:i w:val="0"/>
                 <w:sz w:val="20"/>
               </w:rPr>
-              <w:t>Chủ đề 3:</w:t>
+              <w:t>Chủ đề 3: Gia đình</w:t>
             </w:r>
           </w:p>
         </w:tc>
@@ -1761,7 +1746,7 @@
                 <w:i w:val="0"/>
                 <w:sz w:val="20"/>
               </w:rPr>
-              <w:t>Gia đình (Tiết 3)</w:t>
+              <w:t>Chủ đề 3: Gia đình (Tiết 3)</w:t>
             </w:r>
           </w:p>
         </w:tc>
@@ -1858,7 +1843,7 @@
                 <w:i w:val="0"/>
                 <w:sz w:val="20"/>
               </w:rPr>
-              <w:t>Chủ đề 3:</w:t>
+              <w:t>Chủ đề 3: Gia đình</w:t>
             </w:r>
           </w:p>
         </w:tc>
@@ -1877,7 +1862,7 @@
                 <w:i w:val="0"/>
                 <w:sz w:val="20"/>
               </w:rPr>
-              <w:t>Gia đình (Tiết 4)</w:t>
+              <w:t>Chủ đề 3: Gia đình (Tiết 4)</w:t>
             </w:r>
           </w:p>
         </w:tc>
@@ -1974,7 +1959,7 @@
                 <w:i w:val="0"/>
                 <w:sz w:val="20"/>
               </w:rPr>
-              <w:t>Chủ đề 4:</w:t>
+              <w:t>Chủ đề 4: Những hoạt động yêu thích ở trường em</w:t>
             </w:r>
           </w:p>
         </w:tc>
@@ -1993,7 +1978,7 @@
                 <w:i w:val="0"/>
                 <w:sz w:val="20"/>
               </w:rPr>
-              <w:t>Những hoạt động yêu thích ở trường em (Tiết 1)</w:t>
+              <w:t>Chủ đề 4: Những hoạt động yêu thích ở trường em (Tiết 1)</w:t>
             </w:r>
           </w:p>
         </w:tc>
@@ -2032,7 +2017,6 @@
                 <w:i w:val="0"/>
                 <w:sz w:val="18"/>
               </w:rPr>
-              <w:t>NLS-GQVĐ (Cơ bản 2): HS chọn một hoạt động, liệt kê các nhân vật.</w:t>
             </w:r>
           </w:p>
         </w:tc>
@@ -2091,7 +2075,7 @@
                 <w:i w:val="0"/>
                 <w:sz w:val="20"/>
               </w:rPr>
-              <w:t>Chủ đề 4:</w:t>
+              <w:t>Chủ đề 4: Những hoạt động yêu thích ở trường em</w:t>
             </w:r>
           </w:p>
         </w:tc>
@@ -2110,7 +2094,7 @@
                 <w:i w:val="0"/>
                 <w:sz w:val="20"/>
               </w:rPr>
-              <w:t>Những hoạt động yêu thích ở trường em (Tiết 2)</w:t>
+              <w:t>Chủ đề 4: Những hoạt động yêu thích ở trường em (Tiết 2)</w:t>
             </w:r>
           </w:p>
         </w:tc>
@@ -2207,7 +2191,7 @@
                 <w:i w:val="0"/>
                 <w:sz w:val="20"/>
               </w:rPr>
-              <w:t>Chủ đề 4:</w:t>
+              <w:t>Chủ đề 4: Những hoạt động yêu thích ở trường em</w:t>
             </w:r>
           </w:p>
         </w:tc>
@@ -2226,7 +2210,7 @@
                 <w:i w:val="0"/>
                 <w:sz w:val="20"/>
               </w:rPr>
-              <w:t>Những hoạt động yêu thích ở trường em (Tiết 3)</w:t>
+              <w:t>Chủ đề 4: Những hoạt động yêu thích ở trường em (Tiết 3)</w:t>
             </w:r>
           </w:p>
         </w:tc>
@@ -2323,7 +2307,7 @@
                 <w:i w:val="0"/>
                 <w:sz w:val="20"/>
               </w:rPr>
-              <w:t>Chủ đề 4:</w:t>
+              <w:t>Chủ đề 4: Những hoạt động yêu thích ở trường em</w:t>
             </w:r>
           </w:p>
         </w:tc>
@@ -2342,7 +2326,7 @@
                 <w:i w:val="0"/>
                 <w:sz w:val="20"/>
               </w:rPr>
-              <w:t>Những hoạt động yêu thích ở trường em (Tiết 4)</w:t>
+              <w:t>Chủ đề 4: Những hoạt động yêu thích ở trường em (Tiết 4)</w:t>
             </w:r>
           </w:p>
         </w:tc>
@@ -2439,7 +2423,7 @@
                 <w:i w:val="0"/>
                 <w:sz w:val="20"/>
               </w:rPr>
-              <w:t>Chủ đề 4:</w:t>
+              <w:t>Ôn tập, đánh giá</w:t>
             </w:r>
           </w:p>
         </w:tc>
@@ -2555,7 +2539,7 @@
                 <w:i w:val="0"/>
                 <w:sz w:val="20"/>
               </w:rPr>
-              <w:t>Chủ đề 5:</w:t>
+              <w:t>Chủ đề 5: Những việc làm bình dị mà cao quý trong cuộc sống</w:t>
             </w:r>
           </w:p>
         </w:tc>
@@ -2574,7 +2558,7 @@
                 <w:i w:val="0"/>
                 <w:sz w:val="20"/>
               </w:rPr>
-              <w:t>Những việc làm bình dị mà cao quý trong cuộc sống (Tiết 1)</w:t>
+              <w:t>Chủ đề 5: Những việc làm bình dị mà cao quý trong cuộc sống (Tiết 1)</w:t>
             </w:r>
           </w:p>
         </w:tc>
@@ -2613,7 +2597,6 @@
                 <w:i w:val="0"/>
                 <w:sz w:val="18"/>
               </w:rPr>
-              <w:t>NLS-KT (Cơ bản 2): HS tìm trên báo dành cho thiếu nhi và trang của cơ quan nhà nước những câu chuyện về việc làm tử.</w:t>
             </w:r>
           </w:p>
         </w:tc>
@@ -2696,7 +2679,7 @@
                 <w:i w:val="0"/>
                 <w:sz w:val="20"/>
               </w:rPr>
-              <w:t>Chủ đề 5:</w:t>
+              <w:t>Chủ đề 5: Những việc làm bình dị mà cao quý trong cuộc sống</w:t>
             </w:r>
           </w:p>
         </w:tc>
@@ -2715,7 +2698,7 @@
                 <w:i w:val="0"/>
                 <w:sz w:val="20"/>
               </w:rPr>
-              <w:t>Những việc làm bình dị mà cao quý trong cuộc sống (Tiết 2)</w:t>
+              <w:t>Chủ đề 5: Những việc làm bình dị mà cao quý trong cuộc sống (Tiết 2)</w:t>
             </w:r>
           </w:p>
         </w:tc>
@@ -2812,7 +2795,7 @@
                 <w:i w:val="0"/>
                 <w:sz w:val="20"/>
               </w:rPr>
-              <w:t>Chủ đề 5:</w:t>
+              <w:t>Chủ đề 5: Những việc làm bình dị mà cao quý trong cuộc sống</w:t>
             </w:r>
           </w:p>
         </w:tc>
@@ -2831,7 +2814,7 @@
                 <w:i w:val="0"/>
                 <w:sz w:val="20"/>
               </w:rPr>
-              <w:t>Những việc làm bình dị mà cao quý trong cuộc sống (Tiết 3)</w:t>
+              <w:t>Chủ đề 5: Những việc làm bình dị mà cao quý trong cuộc sống (Tiết 3)</w:t>
             </w:r>
           </w:p>
         </w:tc>
@@ -2928,7 +2911,7 @@
                 <w:i w:val="0"/>
                 <w:sz w:val="20"/>
               </w:rPr>
-              <w:t>Chủ đề 5:</w:t>
+              <w:t>Chủ đề 5: Những việc làm bình dị mà cao quý trong cuộc sống</w:t>
             </w:r>
           </w:p>
         </w:tc>
@@ -2947,7 +2930,7 @@
                 <w:i w:val="0"/>
                 <w:sz w:val="20"/>
               </w:rPr>
-              <w:t>Những việc làm bình dị mà cao quý trong cuộc sống (Tiết 4)</w:t>
+              <w:t>Chủ đề 5: Những việc làm bình dị mà cao quý trong cuộc sống (Tiết 4)</w:t>
             </w:r>
           </w:p>
         </w:tc>
@@ -3044,7 +3027,7 @@
                 <w:i w:val="0"/>
                 <w:sz w:val="20"/>
               </w:rPr>
-              <w:t>Chủ đề 6:</w:t>
+              <w:t>Chủ đề 6: Cảnh sắc quê hương</w:t>
             </w:r>
           </w:p>
         </w:tc>
@@ -3063,7 +3046,7 @@
                 <w:i w:val="0"/>
                 <w:sz w:val="20"/>
               </w:rPr>
-              <w:t>Cảnh sắc quê hương (Tiết 1)</w:t>
+              <w:t>Chủ đề 6: Cảnh sắc quê hương (Tiết 1)</w:t>
             </w:r>
           </w:p>
         </w:tc>
@@ -3096,19 +3079,6 @@
               <w:spacing w:after="0"/>
             </w:pPr>
             <w:r/>
-            <w:r>
-              <w:rPr>
-                <w:b w:val="0"/>
-                <w:i w:val="0"/>
-                <w:sz w:val="18"/>
-              </w:rPr>
-              <w:t>NLS-KT (Cơ bản 2): HS dùng bản đồ số và ảnh toàn cảnh xem lại một vùng của quê mình từ nhiều góc, nhận ra lớp.</w:t>
-            </w:r>
-          </w:p>
-          <w:p>
-            <w:pPr>
-              <w:spacing w:after="0"/>
-            </w:pPr>
             <w:r>
               <w:rPr>
                 <w:b w:val="0"/>
@@ -3174,7 +3144,7 @@
                 <w:i w:val="0"/>
                 <w:sz w:val="20"/>
               </w:rPr>
-              <w:t>Chủ đề 6:</w:t>
+              <w:t>Chủ đề 6: Cảnh sắc quê hương</w:t>
             </w:r>
           </w:p>
         </w:tc>
@@ -3193,7 +3163,7 @@
                 <w:i w:val="0"/>
                 <w:sz w:val="20"/>
               </w:rPr>
-              <w:t>Cảnh sắc quê hương (Tiết 2)</w:t>
+              <w:t>Chủ đề 6: Cảnh sắc quê hương (Tiết 2)</w:t>
             </w:r>
           </w:p>
         </w:tc>
@@ -3290,7 +3260,7 @@
                 <w:i w:val="0"/>
                 <w:sz w:val="20"/>
               </w:rPr>
-              <w:t>Chủ đề 6:</w:t>
+              <w:t>Chủ đề 6: Cảnh sắc quê hương</w:t>
             </w:r>
           </w:p>
         </w:tc>
@@ -3309,7 +3279,7 @@
                 <w:i w:val="0"/>
                 <w:sz w:val="20"/>
               </w:rPr>
-              <w:t>Cảnh sắc quê hương (Tiết 3)</w:t>
+              <w:t>Chủ đề 6: Cảnh sắc quê hương (Tiết 3)</w:t>
             </w:r>
           </w:p>
         </w:tc>
@@ -3406,7 +3376,7 @@
                 <w:i w:val="0"/>
                 <w:sz w:val="20"/>
               </w:rPr>
-              <w:t>Chủ đề 6:</w:t>
+              <w:t>Chủ đề 6: Cảnh sắc quê hương</w:t>
             </w:r>
           </w:p>
         </w:tc>
@@ -3425,7 +3395,7 @@
                 <w:i w:val="0"/>
                 <w:sz w:val="20"/>
               </w:rPr>
-              <w:t>Cảnh sắc quê hương (Tiết 4)</w:t>
+              <w:t>Chủ đề 6: Cảnh sắc quê hương (Tiết 4)</w:t>
             </w:r>
           </w:p>
         </w:tc>
@@ -3522,7 +3492,7 @@
                 <w:i w:val="0"/>
                 <w:sz w:val="20"/>
               </w:rPr>
-              <w:t>Chủ đề 7:</w:t>
+              <w:t>Chủ đề 7: Việt Nam đất nước, con người</w:t>
             </w:r>
           </w:p>
         </w:tc>
@@ -3541,7 +3511,7 @@
                 <w:i w:val="0"/>
                 <w:sz w:val="20"/>
               </w:rPr>
-              <w:t>Việt Nam đất nước, con người (Tiết 1)</w:t>
+              <w:t>Chủ đề 7: Việt Nam đất nước, con người (Tiết 1)</w:t>
             </w:r>
           </w:p>
         </w:tc>
@@ -3574,19 +3544,6 @@
               <w:spacing w:after="0"/>
             </w:pPr>
             <w:r/>
-            <w:r>
-              <w:rPr>
-                <w:b w:val="0"/>
-                <w:i w:val="0"/>
-                <w:sz w:val="18"/>
-              </w:rPr>
-              <w:t>NLS-KT (Cơ bản 2): HS tìm tư liệu về trang phục, lễ hội, kiến trúc của một vùng miền trên trang của bảo tàng.</w:t>
-            </w:r>
-          </w:p>
-          <w:p>
-            <w:pPr>
-              <w:spacing w:after="0"/>
-            </w:pPr>
             <w:r>
               <w:rPr>
                 <w:b w:val="0"/>
@@ -3652,7 +3609,7 @@
                 <w:i w:val="0"/>
                 <w:sz w:val="20"/>
               </w:rPr>
-              <w:t>Chủ đề 7:</w:t>
+              <w:t>Chủ đề 7: Việt Nam đất nước, con người</w:t>
             </w:r>
           </w:p>
         </w:tc>
@@ -3671,7 +3628,7 @@
                 <w:i w:val="0"/>
                 <w:sz w:val="20"/>
               </w:rPr>
-              <w:t>Việt Nam đất nước, con người (Tiết 2)</w:t>
+              <w:t>Chủ đề 7: Việt Nam đất nước, con người (Tiết 2)</w:t>
             </w:r>
           </w:p>
         </w:tc>
@@ -3768,7 +3725,7 @@
                 <w:i w:val="0"/>
                 <w:sz w:val="20"/>
               </w:rPr>
-              <w:t>Chủ đề 7:</w:t>
+              <w:t>Chủ đề 7: Việt Nam đất nước, con người</w:t>
             </w:r>
           </w:p>
         </w:tc>
@@ -3787,7 +3744,7 @@
                 <w:i w:val="0"/>
                 <w:sz w:val="20"/>
               </w:rPr>
-              <w:t>Việt Nam đất nước, con người (Tiết 3)</w:t>
+              <w:t>Chủ đề 7: Việt Nam đất nước, con người (Tiết 3)</w:t>
             </w:r>
           </w:p>
         </w:tc>
@@ -3884,7 +3841,7 @@
                 <w:i w:val="0"/>
                 <w:sz w:val="20"/>
               </w:rPr>
-              <w:t>Chủ đề 7:</w:t>
+              <w:t>Chủ đề 7: Việt Nam đất nước, con người</w:t>
             </w:r>
           </w:p>
         </w:tc>
@@ -3903,7 +3860,7 @@
                 <w:i w:val="0"/>
                 <w:sz w:val="20"/>
               </w:rPr>
-              <w:t>Việt Nam đất nước, con người (Tiết 4)</w:t>
+              <w:t>Chủ đề 7: Việt Nam đất nước, con người (Tiết 4)</w:t>
             </w:r>
           </w:p>
         </w:tc>
@@ -4000,7 +3957,7 @@
                 <w:i w:val="0"/>
                 <w:sz w:val="20"/>
               </w:rPr>
-              <w:t>Chủ đề 8:</w:t>
+              <w:t>Chủ đề 8: Vì một thế giới hoà bình</w:t>
             </w:r>
           </w:p>
         </w:tc>
@@ -4019,7 +3976,7 @@
                 <w:i w:val="0"/>
                 <w:sz w:val="20"/>
               </w:rPr>
-              <w:t>Vì một thế giới hoà bình (Tiết 1)</w:t>
+              <w:t>Chủ đề 8: Vì một thế giới hoà bình (Tiết 1)</w:t>
             </w:r>
           </w:p>
         </w:tc>
@@ -4058,7 +4015,6 @@
                 <w:i w:val="0"/>
                 <w:sz w:val="18"/>
               </w:rPr>
-              <w:t>NLS-KT (Cơ bản 2): HS xem các tác phẩm mĩ thuật Việt Nam và thế giới về đề tài hoà bình như chim bồ câu, vòng.</w:t>
             </w:r>
           </w:p>
         </w:tc>
@@ -4117,7 +4073,7 @@
                 <w:i w:val="0"/>
                 <w:sz w:val="20"/>
               </w:rPr>
-              <w:t>Chủ đề 8:</w:t>
+              <w:t>Chủ đề 8: Vì một thế giới hoà bình</w:t>
             </w:r>
           </w:p>
         </w:tc>
@@ -4136,7 +4092,7 @@
                 <w:i w:val="0"/>
                 <w:sz w:val="20"/>
               </w:rPr>
-              <w:t>Vì một thế giới hoà bình (Tiết 2)</w:t>
+              <w:t>Chủ đề 8: Vì một thế giới hoà bình (Tiết 2)</w:t>
             </w:r>
           </w:p>
         </w:tc>
@@ -4233,7 +4189,7 @@
                 <w:i w:val="0"/>
                 <w:sz w:val="20"/>
               </w:rPr>
-              <w:t>Chủ đề 8:</w:t>
+              <w:t>Chủ đề 8: Vì một thế giới hoà bình</w:t>
             </w:r>
           </w:p>
         </w:tc>
@@ -4252,7 +4208,7 @@
                 <w:i w:val="0"/>
                 <w:sz w:val="20"/>
               </w:rPr>
-              <w:t>Vì một thế giới hoà bình (Tiết 3)</w:t>
+              <w:t>Chủ đề 8: Vì một thế giới hoà bình (Tiết 3)</w:t>
             </w:r>
           </w:p>
         </w:tc>
@@ -4349,7 +4305,7 @@
                 <w:i w:val="0"/>
                 <w:sz w:val="20"/>
               </w:rPr>
-              <w:t>Chủ đề 8:</w:t>
+              <w:t>Chủ đề 8: Vì một thế giới hoà bình</w:t>
             </w:r>
           </w:p>
         </w:tc>
@@ -4368,7 +4324,7 @@
                 <w:i w:val="0"/>
                 <w:sz w:val="20"/>
               </w:rPr>
-              <w:t>Vì một thế giới hoà bình (Tiết 4)</w:t>
+              <w:t>Chủ đề 8: Vì một thế giới hoà bình (Tiết 4)</w:t>
             </w:r>
           </w:p>
         </w:tc>
@@ -4465,7 +4421,7 @@
                 <w:i w:val="0"/>
                 <w:sz w:val="20"/>
               </w:rPr>
-              <w:t>Chủ đề 8:</w:t>
+              <w:t>Ôn tập, đánh giá</w:t>
             </w:r>
           </w:p>
         </w:tc>
@@ -4484,7 +4440,7 @@
                 <w:i w:val="0"/>
                 <w:sz w:val="20"/>
               </w:rPr>
-              <w:t>Kiểm tra/ đánh giá cuối năm học</w:t>
+              <w:t>Đánh giá cuối năm</w:t>
             </w:r>
           </w:p>
         </w:tc>
@@ -4581,7 +4537,7 @@
                 <w:i w:val="0"/>
                 <w:sz w:val="20"/>
               </w:rPr>
-              <w:t>Chủ đề 8:</w:t>
+              <w:t>Ôn tập, đánh giá</w:t>
             </w:r>
           </w:p>
         </w:tc>
@@ -4633,6 +4589,19 @@
               <w:spacing w:after="0"/>
             </w:pPr>
             <w:r/>
+            <w:r>
+              <w:rPr>
+                <w:b w:val="0"/>
+                <w:i w:val="0"/>
+                <w:sz w:val="18"/>
+              </w:rPr>
+              <w:t>NLS: Năng lực số 3.2 CB2a: HS tham gia dựng và hoàn thiện triển lãm số cuối năm của lớp</w:t>
+            </w:r>
+          </w:p>
+          <w:p>
+            <w:pPr>
+              <w:spacing w:after="0"/>
+            </w:pPr>
             <w:r>
               <w:rPr>
                 <w:b w:val="0"/>

--- a/assets/docs/lop5/Mi thuat - Lop 5.docx
+++ b/assets/docs/lop5/Mi thuat - Lop 5.docx
@@ -624,6 +624,7 @@
                 <w:i w:val="0"/>
                 <w:sz w:val="18"/>
               </w:rPr>
+              <w:t>Năng lực số 1.1 CB2b: HS chọn được từ khoá phù hợp và tìm được tư liệu đúng yếu tố tạo hình cần</w:t>
             </w:r>
           </w:p>
         </w:tc>
@@ -740,6 +741,7 @@
                 <w:i w:val="0"/>
                 <w:sz w:val="18"/>
               </w:rPr>
+              <w:t>Năng lực số 3.1 CB2a: HS phác được nhiều phương án bố cục bằng ứng dụng vẽ và biết hoàn tác khi cần</w:t>
             </w:r>
           </w:p>
         </w:tc>
@@ -972,6 +974,7 @@
                 <w:i w:val="0"/>
                 <w:sz w:val="18"/>
               </w:rPr>
+              <w:t>Năng lực số 3.2 CB2a: HS hoàn thiện được phần giới thiệu sản phẩm trên trang trưng bày của lớp</w:t>
             </w:r>
           </w:p>
         </w:tc>
@@ -1082,6 +1085,19 @@
               <w:spacing w:after="0"/>
             </w:pPr>
             <w:r/>
+            <w:r>
+              <w:rPr>
+                <w:b w:val="0"/>
+                <w:i w:val="0"/>
+                <w:sz w:val="18"/>
+              </w:rPr>
+              <w:t>Năng lực số 1.3 CB2a: HS đối chiếu được hai nguồn tư liệu trước khi thể hiện nhân vật lịch sử</w:t>
+            </w:r>
+          </w:p>
+          <w:p>
+            <w:pPr>
+              <w:spacing w:after="0"/>
+            </w:pPr>
             <w:r>
               <w:rPr>
                 <w:b w:val="0"/>
@@ -1205,6 +1221,7 @@
                 <w:i w:val="0"/>
                 <w:sz w:val="18"/>
               </w:rPr>
+              <w:t>NLS: Năng lực số 1.1 CB2c: HS nắm được tư thế và tỉ lệ dáng nhân vật nhờ xem tượng từ nhiều góc</w:t>
             </w:r>
           </w:p>
         </w:tc>
@@ -1437,6 +1454,7 @@
                 <w:i w:val="0"/>
                 <w:sz w:val="18"/>
               </w:rPr>
+              <w:t>NLS: Năng lực số 2.2 CB2a: HS lập được danh mục nguồn tư liệu cho trang trưng bày</w:t>
             </w:r>
           </w:p>
         </w:tc>
@@ -1553,6 +1571,7 @@
                 <w:i w:val="0"/>
                 <w:sz w:val="18"/>
               </w:rPr>
+              <w:t>NLS: Năng lực số 1.3 CB2a: HS phân tích được cách sắp xếp nhân vật trong tranh đề tài gia đình</w:t>
             </w:r>
           </w:p>
         </w:tc>
@@ -1669,6 +1688,7 @@
                 <w:i w:val="0"/>
                 <w:sz w:val="18"/>
               </w:rPr>
+              <w:t>Năng lực số 5.2 CB2b: HS thử được nhiều bố cục nhân vật bằng cách kéo thả hình khối trên máy</w:t>
             </w:r>
           </w:p>
         </w:tc>
@@ -1901,6 +1921,7 @@
                 <w:i w:val="0"/>
                 <w:sz w:val="18"/>
               </w:rPr>
+              <w:t>NLS: Năng lực số 2.5 CB2a: HS chia sẻ và lắng nghe về đề tài gia đình một cách tế nhị</w:t>
             </w:r>
           </w:p>
         </w:tc>
@@ -2017,6 +2038,7 @@
                 <w:i w:val="0"/>
                 <w:sz w:val="18"/>
               </w:rPr>
+              <w:t>NLS: Năng lực số 1.1 CB2c: HS phân tích được dáng người trong hoạt động nhờ dừng hình clip</w:t>
             </w:r>
           </w:p>
         </w:tc>
@@ -2365,6 +2387,7 @@
                 <w:i w:val="0"/>
                 <w:sz w:val="18"/>
               </w:rPr>
+              <w:t>NLS: Năng lực số 3.1 CB2a: HS viết được chú thích nêu rõ phần sáng tạo thêm so với ảnh tư liệu</w:t>
             </w:r>
           </w:p>
         </w:tc>
@@ -2597,6 +2620,7 @@
                 <w:i w:val="0"/>
                 <w:sz w:val="18"/>
               </w:rPr>
+              <w:t>Năng lực số 1.2 CB2a: HS kiểm chứng được câu chuyện qua hai nguồn trước khi chọn làm đề tài</w:t>
             </w:r>
           </w:p>
         </w:tc>
@@ -2737,6 +2761,7 @@
                 <w:i w:val="0"/>
                 <w:sz w:val="18"/>
               </w:rPr>
+              <w:t>NLS: Năng lực số 3.2 CB2a: HS tự chỉnh sửa được tỉ lệ, tư thế theo tư liệu</w:t>
             </w:r>
           </w:p>
         </w:tc>
@@ -2969,6 +2994,7 @@
                 <w:i w:val="0"/>
                 <w:sz w:val="18"/>
               </w:rPr>
+              <w:t>NLS: Năng lực số 3.3 CB2a: HS ghi đủ nguồn và tên tác giả trên sản phẩm chung của lớp</w:t>
             </w:r>
           </w:p>
         </w:tc>
@@ -3079,6 +3105,19 @@
               <w:spacing w:after="0"/>
             </w:pPr>
             <w:r/>
+            <w:r>
+              <w:rPr>
+                <w:b w:val="0"/>
+                <w:i w:val="0"/>
+                <w:sz w:val="18"/>
+              </w:rPr>
+              <w:t>Năng lực số 1.1 CB2c: HS xác định được ba lớp cảnh gần, trung, xa nhờ xem địa hình từ nhiều góc</w:t>
+            </w:r>
+          </w:p>
+          <w:p>
+            <w:pPr>
+              <w:spacing w:after="0"/>
+            </w:pPr>
             <w:r>
               <w:rPr>
                 <w:b w:val="0"/>
@@ -3434,6 +3473,7 @@
                 <w:i w:val="0"/>
                 <w:sz w:val="18"/>
               </w:rPr>
+              <w:t>NLS: Năng lực số 3.2 CB2a: HS hoàn thiện được phần thông tin cho tranh của mình trong triển lãm</w:t>
             </w:r>
           </w:p>
         </w:tc>
@@ -3544,6 +3584,19 @@
               <w:spacing w:after="0"/>
             </w:pPr>
             <w:r/>
+            <w:r>
+              <w:rPr>
+                <w:b w:val="0"/>
+                <w:i w:val="0"/>
+                <w:sz w:val="18"/>
+              </w:rPr>
+              <w:t>NLS: Năng lực số 1.1 CB2c: HS đối chiếu được hai nguồn và gọi đúng tên dân tộc, vùng miền</w:t>
+            </w:r>
+          </w:p>
+          <w:p>
+            <w:pPr>
+              <w:spacing w:after="0"/>
+            </w:pPr>
             <w:r>
               <w:rPr>
                 <w:b w:val="0"/>
@@ -3667,6 +3720,7 @@
                 <w:i w:val="0"/>
                 <w:sz w:val="18"/>
               </w:rPr>
+              <w:t>NLS: Năng lực số 3.1 CB2a: HS dựng được dải hoa văn đối xứng bằng lệnh sao chép và lật hình</w:t>
             </w:r>
           </w:p>
         </w:tc>
@@ -3899,6 +3953,7 @@
                 <w:i w:val="0"/>
                 <w:sz w:val="18"/>
               </w:rPr>
+              <w:t>NLS: Năng lực số 2.2 CB2a: HS lập được danh mục nguồn cho trang trưng bày của lớp</w:t>
             </w:r>
           </w:p>
         </w:tc>
@@ -4015,6 +4070,7 @@
                 <w:i w:val="0"/>
                 <w:sz w:val="18"/>
               </w:rPr>
+              <w:t>Năng lực số 1.1 CB2c: HS giải thích được ý nghĩa của một biểu tượng hoà bình trong mĩ thuật</w:t>
             </w:r>
           </w:p>
         </w:tc>
@@ -4131,6 +4187,7 @@
                 <w:i w:val="0"/>
                 <w:sz w:val="18"/>
               </w:rPr>
+              <w:t>NLS: Năng lực số 3.2 CB2a: HS chỉnh sửa được sản phẩm dựa trên kết quả tự kiểm tra</w:t>
             </w:r>
           </w:p>
         </w:tc>
@@ -4363,6 +4420,7 @@
                 <w:i w:val="0"/>
                 <w:sz w:val="18"/>
               </w:rPr>
+              <w:t>NLS: Năng lực số 3.3 CB2a: HS ghi đủ tên tác giả và nguồn trên sản phẩm chung</w:t>
             </w:r>
           </w:p>
         </w:tc>
